--- a/TP 2/TP2_Groupe3_LO_Ousmane_OUATTARA_Ousmane/rapports/Rapport_TP2.docx
+++ b/TP 2/TP2_Groupe3_LO_Ousmane_OUATTARA_Ousmane/rapports/Rapport_TP2.docx
@@ -7,7 +7,7 @@
         <w:pStyle w:val="Date"/>
       </w:pPr>
       <w:r>
-        <w:t xml:space="preserve">2026-03-16</w:t>
+        <w:t xml:space="preserve">2026-03-18</w:t>
       </w:r>
     </w:p>
     <w:sdt>
